--- a/EXPORTS/DOCX/published/niveau3/Dutch/NijmeegsVolkMus.docx
+++ b/EXPORTS/DOCX/published/niveau3/Dutch/NijmeegsVolkMus.docx
@@ -231,7 +231,7 @@
           <w:rFonts w:ascii="Charis SIL Regular" w:hAnsi="Charis SIL Regular" w:eastAsia="Charis SIL Regular"/>
           <w:b w:val="0"/>
           <w:i w:val="0"/>
-          <w:color w:val="0066CC"/>
+          <w:color w:val="0000FF"/>
           <w:sz w:val="24"/>
           <w:u w:val="single"/>
         </w:rPr>
@@ -249,7 +249,7 @@
           <w:rFonts w:ascii="Charis SIL Regular" w:hAnsi="Charis SIL Regular" w:eastAsia="Charis SIL Regular"/>
           <w:b w:val="0"/>
           <w:i w:val="0"/>
-          <w:color w:val="0066CC"/>
+          <w:color w:val="0000FF"/>
           <w:sz w:val="24"/>
           <w:u w:val="single"/>
         </w:rPr>
@@ -260,7 +260,7 @@
           <w:rFonts w:ascii="Charis SIL Regular" w:hAnsi="Charis SIL Regular" w:eastAsia="Charis SIL Regular"/>
           <w:b w:val="0"/>
           <w:i w:val="0"/>
-          <w:color w:val="0066CC"/>
+          <w:color w:val="0000FF"/>
           <w:sz w:val="24"/>
           <w:u w:val="single"/>
         </w:rPr>
@@ -328,7 +328,7 @@
           <w:rFonts w:ascii="Charis SIL Regular" w:hAnsi="Charis SIL Regular" w:eastAsia="Charis SIL Regular"/>
           <w:b w:val="0"/>
           <w:i w:val="0"/>
-          <w:color w:val="0066CC"/>
+          <w:color w:val="0000FF"/>
           <w:sz w:val="24"/>
           <w:u w:val="single"/>
         </w:rPr>
@@ -346,7 +346,7 @@
           <w:rFonts w:ascii="Charis SIL Regular" w:hAnsi="Charis SIL Regular" w:eastAsia="Charis SIL Regular"/>
           <w:b w:val="0"/>
           <w:i w:val="0"/>
-          <w:color w:val="0066CC"/>
+          <w:color w:val="0000FF"/>
           <w:sz w:val="24"/>
           <w:u w:val="single"/>
         </w:rPr>
@@ -357,7 +357,7 @@
           <w:rFonts w:ascii="Charis SIL Regular" w:hAnsi="Charis SIL Regular" w:eastAsia="Charis SIL Regular"/>
           <w:b w:val="0"/>
           <w:i w:val="0"/>
-          <w:color w:val="0066CC"/>
+          <w:color w:val="0000FF"/>
           <w:sz w:val="24"/>
           <w:u w:val="single"/>
         </w:rPr>
@@ -392,7 +392,7 @@
       </w:r>
       <w:r>
         <w:rPr>
-          <w:u w:val="single" w:color="0066cc"/>
+          <w:u w:val="single" w:color="0000ff"/>
           <w:rFonts w:ascii="Charis SIL Regular" w:hAnsi="Charis SIL Regular" w:eastAsia="Charis SIL Regular"/>
           <w:b w:val="0"/>
           <w:i w:val="0"/>
@@ -410,7 +410,7 @@
       </w:r>
       <w:r>
         <w:rPr>
-          <w:u w:val="single" w:color="0066cc"/>
+          <w:u w:val="single" w:color="0000ff"/>
           <w:rFonts w:ascii="Charis SIL Regular" w:hAnsi="Charis SIL Regular" w:eastAsia="Charis SIL Regular"/>
           <w:b w:val="0"/>
           <w:i w:val="0"/>
@@ -441,7 +441,7 @@
           <w:rFonts w:ascii="Charis SIL Regular" w:hAnsi="Charis SIL Regular" w:eastAsia="Charis SIL Regular"/>
           <w:b w:val="0"/>
           <w:i w:val="0"/>
-          <w:color w:val="0066CC"/>
+          <w:color w:val="0000FF"/>
           <w:sz w:val="24"/>
           <w:u w:val="single"/>
         </w:rPr>
@@ -459,7 +459,7 @@
           <w:rFonts w:ascii="Charis SIL Regular" w:hAnsi="Charis SIL Regular" w:eastAsia="Charis SIL Regular"/>
           <w:b w:val="0"/>
           <w:i w:val="0"/>
-          <w:color w:val="0066CC"/>
+          <w:color w:val="0000FF"/>
           <w:sz w:val="24"/>
           <w:u w:val="single"/>
         </w:rPr>
@@ -470,7 +470,7 @@
           <w:rFonts w:ascii="Charis SIL Regular" w:hAnsi="Charis SIL Regular" w:eastAsia="Charis SIL Regular"/>
           <w:b w:val="0"/>
           <w:i w:val="0"/>
-          <w:color w:val="0066CC"/>
+          <w:color w:val="0000FF"/>
           <w:sz w:val="24"/>
           <w:u w:val="single"/>
         </w:rPr>
@@ -508,7 +508,7 @@
           <w:rFonts w:ascii="Charis SIL Regular" w:hAnsi="Charis SIL Regular" w:eastAsia="Charis SIL Regular"/>
           <w:b w:val="0"/>
           <w:i w:val="0"/>
-          <w:color w:val="0066CC"/>
+          <w:color w:val="0000FF"/>
           <w:sz w:val="24"/>
           <w:u w:val="single"/>
         </w:rPr>
@@ -526,7 +526,7 @@
           <w:rFonts w:ascii="Charis SIL Regular" w:hAnsi="Charis SIL Regular" w:eastAsia="Charis SIL Regular"/>
           <w:b w:val="0"/>
           <w:i w:val="0"/>
-          <w:color w:val="0066CC"/>
+          <w:color w:val="0000FF"/>
           <w:sz w:val="24"/>
           <w:u w:val="single"/>
         </w:rPr>
@@ -537,7 +537,7 @@
           <w:rFonts w:ascii="Charis SIL Regular" w:hAnsi="Charis SIL Regular" w:eastAsia="Charis SIL Regular"/>
           <w:b w:val="0"/>
           <w:i w:val="0"/>
-          <w:color w:val="0066CC"/>
+          <w:color w:val="0000FF"/>
           <w:sz w:val="24"/>
           <w:u w:val="single"/>
         </w:rPr>
@@ -685,7 +685,7 @@
           <w:rFonts w:ascii="Charis SIL Regular" w:hAnsi="Charis SIL Regular" w:eastAsia="Charis SIL Regular"/>
           <w:b w:val="0"/>
           <w:i w:val="0"/>
-          <w:color w:val="0066CC"/>
+          <w:color w:val="0000FF"/>
           <w:sz w:val="24"/>
           <w:u w:val="single"/>
         </w:rPr>
@@ -743,7 +743,7 @@
           <w:rFonts w:ascii="Charis SIL Regular" w:hAnsi="Charis SIL Regular" w:eastAsia="Charis SIL Regular"/>
           <w:b w:val="0"/>
           <w:i w:val="0"/>
-          <w:color w:val="0066CC"/>
+          <w:color w:val="0000FF"/>
           <w:sz w:val="24"/>
           <w:u w:val="single"/>
         </w:rPr>
@@ -761,7 +761,7 @@
           <w:rFonts w:ascii="Charis SIL Regular" w:hAnsi="Charis SIL Regular" w:eastAsia="Charis SIL Regular"/>
           <w:b w:val="0"/>
           <w:i w:val="0"/>
-          <w:color w:val="0066CC"/>
+          <w:color w:val="0000FF"/>
           <w:sz w:val="24"/>
           <w:u w:val="single"/>
         </w:rPr>
@@ -779,7 +779,7 @@
           <w:rFonts w:ascii="Charis SIL Regular" w:hAnsi="Charis SIL Regular" w:eastAsia="Charis SIL Regular"/>
           <w:b w:val="0"/>
           <w:i w:val="0"/>
-          <w:color w:val="0066CC"/>
+          <w:color w:val="0000FF"/>
           <w:sz w:val="24"/>
           <w:u w:val="single"/>
         </w:rPr>
@@ -790,7 +790,7 @@
           <w:rFonts w:ascii="Charis SIL Regular" w:hAnsi="Charis SIL Regular" w:eastAsia="Charis SIL Regular"/>
           <w:b w:val="0"/>
           <w:i w:val="0"/>
-          <w:color w:val="0066CC"/>
+          <w:color w:val="0000FF"/>
           <w:sz w:val="24"/>
           <w:u w:val="single"/>
         </w:rPr>
@@ -808,7 +808,7 @@
           <w:rFonts w:ascii="Charis SIL Regular" w:hAnsi="Charis SIL Regular" w:eastAsia="Charis SIL Regular"/>
           <w:b w:val="0"/>
           <w:i w:val="0"/>
-          <w:color w:val="0066CC"/>
+          <w:color w:val="0000FF"/>
           <w:sz w:val="24"/>
           <w:u w:val="single"/>
         </w:rPr>
@@ -819,7 +819,7 @@
           <w:rFonts w:ascii="Charis SIL Regular" w:hAnsi="Charis SIL Regular" w:eastAsia="Charis SIL Regular"/>
           <w:b w:val="0"/>
           <w:i w:val="0"/>
-          <w:color w:val="0066CC"/>
+          <w:color w:val="0000FF"/>
           <w:sz w:val="24"/>
           <w:u w:val="single"/>
         </w:rPr>
@@ -837,7 +837,7 @@
           <w:rFonts w:ascii="Charis SIL Regular" w:hAnsi="Charis SIL Regular" w:eastAsia="Charis SIL Regular"/>
           <w:b w:val="0"/>
           <w:i w:val="0"/>
-          <w:color w:val="0066CC"/>
+          <w:color w:val="0000FF"/>
           <w:sz w:val="24"/>
           <w:u w:val="single"/>
         </w:rPr>
@@ -848,7 +848,7 @@
           <w:rFonts w:ascii="Charis SIL Regular" w:hAnsi="Charis SIL Regular" w:eastAsia="Charis SIL Regular"/>
           <w:b w:val="0"/>
           <w:i w:val="0"/>
-          <w:color w:val="0066CC"/>
+          <w:color w:val="0000FF"/>
           <w:sz w:val="24"/>
           <w:u w:val="single"/>
         </w:rPr>
@@ -883,7 +883,7 @@
       </w:r>
       <w:r>
         <w:rPr>
-          <w:u w:val="single" w:color="0066cc"/>
+          <w:u w:val="single" w:color="0000ff"/>
           <w:rFonts w:ascii="Charis SIL Regular" w:hAnsi="Charis SIL Regular" w:eastAsia="Charis SIL Regular"/>
           <w:b w:val="0"/>
           <w:i w:val="0"/>
@@ -901,7 +901,7 @@
       </w:r>
       <w:r>
         <w:rPr>
-          <w:u w:val="single" w:color="0066cc"/>
+          <w:u w:val="single" w:color="0000ff"/>
           <w:rFonts w:ascii="Charis SIL Regular" w:hAnsi="Charis SIL Regular" w:eastAsia="Charis SIL Regular"/>
           <w:b w:val="0"/>
           <w:i w:val="0"/>
@@ -919,7 +919,7 @@
       </w:r>
       <w:r>
         <w:rPr>
-          <w:u w:val="single" w:color="0066cc"/>
+          <w:u w:val="single" w:color="0000ff"/>
           <w:rFonts w:ascii="Charis SIL Regular" w:hAnsi="Charis SIL Regular" w:eastAsia="Charis SIL Regular"/>
           <w:b w:val="0"/>
           <w:i w:val="0"/>
@@ -937,7 +937,7 @@
       </w:r>
       <w:r>
         <w:rPr>
-          <w:u w:val="single" w:color="0066cc"/>
+          <w:u w:val="single" w:color="0000ff"/>
           <w:rFonts w:ascii="Charis SIL Regular" w:hAnsi="Charis SIL Regular" w:eastAsia="Charis SIL Regular"/>
           <w:b w:val="0"/>
           <w:i w:val="0"/>
@@ -955,7 +955,7 @@
       </w:r>
       <w:r>
         <w:rPr>
-          <w:u w:val="single" w:color="0066cc"/>
+          <w:u w:val="single" w:color="0000ff"/>
           <w:rFonts w:ascii="Charis SIL Regular" w:hAnsi="Charis SIL Regular" w:eastAsia="Charis SIL Regular"/>
           <w:b w:val="0"/>
           <w:i w:val="0"/>
@@ -973,7 +973,7 @@
       </w:r>
       <w:r>
         <w:rPr>
-          <w:u w:val="single" w:color="0066cc"/>
+          <w:u w:val="single" w:color="0000ff"/>
           <w:rFonts w:ascii="Charis SIL Regular" w:hAnsi="Charis SIL Regular" w:eastAsia="Charis SIL Regular"/>
           <w:b w:val="0"/>
           <w:i w:val="0"/>
@@ -1004,7 +1004,7 @@
           <w:rFonts w:ascii="Charis SIL Regular" w:hAnsi="Charis SIL Regular" w:eastAsia="Charis SIL Regular"/>
           <w:b w:val="0"/>
           <w:i w:val="0"/>
-          <w:color w:val="0066CC"/>
+          <w:color w:val="0000FF"/>
           <w:sz w:val="24"/>
           <w:u w:val="single"/>
         </w:rPr>
@@ -1022,7 +1022,7 @@
           <w:rFonts w:ascii="Charis SIL Regular" w:hAnsi="Charis SIL Regular" w:eastAsia="Charis SIL Regular"/>
           <w:b w:val="0"/>
           <w:i w:val="0"/>
-          <w:color w:val="0066CC"/>
+          <w:color w:val="0000FF"/>
           <w:sz w:val="24"/>
           <w:u w:val="single"/>
         </w:rPr>
@@ -1090,7 +1090,7 @@
           <w:rFonts w:ascii="Charis SIL Regular" w:hAnsi="Charis SIL Regular" w:eastAsia="Charis SIL Regular"/>
           <w:b w:val="0"/>
           <w:i w:val="0"/>
-          <w:color w:val="0066CC"/>
+          <w:color w:val="0000FF"/>
           <w:sz w:val="24"/>
           <w:u w:val="single"/>
         </w:rPr>
@@ -1114,7 +1114,7 @@
           <w:rFonts w:ascii="Charis SIL Regular" w:hAnsi="Charis SIL Regular" w:eastAsia="Charis SIL Regular"/>
           <w:b w:val="0"/>
           <w:i w:val="0"/>
-          <w:color w:val="0066CC"/>
+          <w:color w:val="0000FF"/>
           <w:sz w:val="24"/>
           <w:u w:val="single"/>
         </w:rPr>
@@ -1125,7 +1125,7 @@
           <w:rFonts w:ascii="Charis SIL Regular" w:hAnsi="Charis SIL Regular" w:eastAsia="Charis SIL Regular"/>
           <w:b w:val="0"/>
           <w:i w:val="0"/>
-          <w:color w:val="0066CC"/>
+          <w:color w:val="0000FF"/>
           <w:sz w:val="24"/>
           <w:u w:val="single"/>
         </w:rPr>
@@ -1146,7 +1146,7 @@
           <w:rFonts w:ascii="Charis SIL Regular" w:hAnsi="Charis SIL Regular" w:eastAsia="Charis SIL Regular"/>
           <w:b w:val="0"/>
           <w:i w:val="0"/>
-          <w:color w:val="0066CC"/>
+          <w:color w:val="0000FF"/>
           <w:sz w:val="24"/>
           <w:u w:val="single"/>
         </w:rPr>
@@ -1167,7 +1167,7 @@
           <w:rFonts w:ascii="Charis SIL Regular" w:hAnsi="Charis SIL Regular" w:eastAsia="Charis SIL Regular"/>
           <w:b w:val="0"/>
           <w:i w:val="0"/>
-          <w:color w:val="0066CC"/>
+          <w:color w:val="0000FF"/>
           <w:sz w:val="24"/>
           <w:u w:val="single"/>
         </w:rPr>
@@ -1217,7 +1217,7 @@
           <w:rFonts w:ascii="Charis SIL Regular" w:hAnsi="Charis SIL Regular" w:eastAsia="Charis SIL Regular"/>
           <w:b w:val="0"/>
           <w:i w:val="0"/>
-          <w:color w:val="0066CC"/>
+          <w:color w:val="0000FF"/>
           <w:sz w:val="24"/>
           <w:u w:val="single"/>
         </w:rPr>
@@ -1238,7 +1238,7 @@
           <w:rFonts w:ascii="Charis SIL Regular" w:hAnsi="Charis SIL Regular" w:eastAsia="Charis SIL Regular"/>
           <w:b w:val="0"/>
           <w:i w:val="0"/>
-          <w:color w:val="0066CC"/>
+          <w:color w:val="0000FF"/>
           <w:sz w:val="24"/>
           <w:u w:val="single"/>
         </w:rPr>
@@ -1262,7 +1262,7 @@
           <w:rFonts w:ascii="Charis SIL Regular" w:hAnsi="Charis SIL Regular" w:eastAsia="Charis SIL Regular"/>
           <w:b w:val="0"/>
           <w:i w:val="0"/>
-          <w:color w:val="0066CC"/>
+          <w:color w:val="0000FF"/>
           <w:sz w:val="24"/>
           <w:u w:val="single"/>
         </w:rPr>
@@ -1286,7 +1286,7 @@
           <w:rFonts w:ascii="Charis SIL Regular" w:hAnsi="Charis SIL Regular" w:eastAsia="Charis SIL Regular"/>
           <w:b w:val="0"/>
           <w:i w:val="0"/>
-          <w:color w:val="0066CC"/>
+          <w:color w:val="0000FF"/>
           <w:sz w:val="24"/>
           <w:u w:val="single"/>
         </w:rPr>
@@ -1310,7 +1310,7 @@
           <w:rFonts w:ascii="Charis SIL Regular" w:hAnsi="Charis SIL Regular" w:eastAsia="Charis SIL Regular"/>
           <w:b w:val="0"/>
           <w:i w:val="0"/>
-          <w:color w:val="0066CC"/>
+          <w:color w:val="0000FF"/>
           <w:sz w:val="24"/>
           <w:u w:val="single"/>
         </w:rPr>
@@ -1321,7 +1321,7 @@
           <w:rFonts w:ascii="Charis SIL Regular" w:hAnsi="Charis SIL Regular" w:eastAsia="Charis SIL Regular"/>
           <w:b w:val="0"/>
           <w:i w:val="0"/>
-          <w:color w:val="0066CC"/>
+          <w:color w:val="0000FF"/>
           <w:sz w:val="24"/>
           <w:u w:val="single"/>
         </w:rPr>

--- a/EXPORTS/DOCX/published/niveau3/Dutch/NijmeegsVolkMus.docx
+++ b/EXPORTS/DOCX/published/niveau3/Dutch/NijmeegsVolkMus.docx
@@ -388,25 +388,7 @@
           <w:color w:val="000000"/>
           <w:sz w:val="24"/>
         </w:rPr>
-        <w:t>Paters Capucijnen zijn in 2011 in langdurige bru</w:t>
-      </w:r>
-      <w:r>
-        <w:rPr>
-          <w:u w:val="single" w:color="0000ff"/>
-          <w:rFonts w:ascii="Charis SIL Regular" w:hAnsi="Charis SIL Regular" w:eastAsia="Charis SIL Regular"/>
-          <w:b w:val="0"/>
-          <w:i w:val="0"/>
-          <w:color w:val="000000"/>
-          <w:sz w:val="24"/>
-        </w:rPr>
-        <w:hyperlink r:id="rId10" w:history="1">
-          <w:r>
-            <w:rPr>
-              <w:rStyle w:val="Hyperlink"/>
-            </w:rPr>
-            <w:t>ikleen ge</w:t>
-          </w:r>
-        </w:hyperlink>
+        <w:t>Paters Capucijnen zijn in 2011 in langdurige bruikleen ge</w:t>
       </w:r>
       <w:r>
         <w:rPr>

--- a/EXPORTS/DOCX/published/niveau3/Dutch/NijmeegsVolkMus.docx
+++ b/EXPORTS/DOCX/published/niveau3/Dutch/NijmeegsVolkMus.docx
@@ -388,7 +388,25 @@
           <w:color w:val="000000"/>
           <w:sz w:val="24"/>
         </w:rPr>
-        <w:t>Paters Capucijnen zijn in 2011 in langdurige bruikleen ge</w:t>
+        <w:t>Paters Capucijnen zijn in 2011 in langdurige bru</w:t>
+      </w:r>
+      <w:r>
+        <w:rPr>
+          <w:u w:val="single" w:color="0000ff"/>
+          <w:rFonts w:ascii="Charis SIL Regular" w:hAnsi="Charis SIL Regular" w:eastAsia="Charis SIL Regular"/>
+          <w:b w:val="0"/>
+          <w:i w:val="0"/>
+          <w:color w:val="000000"/>
+          <w:sz w:val="24"/>
+        </w:rPr>
+        <w:hyperlink r:id="rId10" w:history="1">
+          <w:r>
+            <w:rPr>
+              <w:rStyle w:val="Hyperlink"/>
+            </w:rPr>
+            <w:t>ikleen ge</w:t>
+          </w:r>
+        </w:hyperlink>
       </w:r>
       <w:r>
         <w:rPr>

--- a/EXPORTS/DOCX/published/niveau3/Dutch/NijmeegsVolkMus.docx
+++ b/EXPORTS/DOCX/published/niveau3/Dutch/NijmeegsVolkMus.docx
@@ -879,43 +879,7 @@
           <w:color w:val="000000"/>
           <w:sz w:val="24"/>
         </w:rPr>
-        <w:t>etnografische collecti</w:t>
-      </w:r>
-      <w:r>
-        <w:rPr>
-          <w:u w:val="single" w:color="0000ff"/>
-          <w:rFonts w:ascii="Charis SIL Regular" w:hAnsi="Charis SIL Regular" w:eastAsia="Charis SIL Regular"/>
-          <w:b w:val="0"/>
-          <w:i w:val="0"/>
-          <w:color w:val="000000"/>
-          <w:sz w:val="24"/>
-        </w:rPr>
-        <w:hyperlink r:id="rId14" w:history="1">
-          <w:r>
-            <w:rPr>
-              <w:rStyle w:val="Hyperlink"/>
-            </w:rPr>
-            <w:t xml:space="preserve">e van de </w:t>
-          </w:r>
-        </w:hyperlink>
-      </w:r>
-      <w:r>
-        <w:rPr>
-          <w:u w:val="single" w:color="0000ff"/>
-          <w:rFonts w:ascii="Charis SIL Regular" w:hAnsi="Charis SIL Regular" w:eastAsia="Charis SIL Regular"/>
-          <w:b w:val="0"/>
-          <w:i w:val="0"/>
-          <w:color w:val="000000"/>
-          <w:sz w:val="24"/>
-        </w:rPr>
-        <w:hyperlink r:id="rId14" w:history="1">
-          <w:r>
-            <w:rPr>
-              <w:rStyle w:val="Hyperlink"/>
-            </w:rPr>
-            <w:t>Univeris</w:t>
-          </w:r>
-        </w:hyperlink>
+        <w:t>etnografische collectie van de Univeris</w:t>
       </w:r>
       <w:r>
         <w:rPr>

--- a/EXPORTS/DOCX/published/niveau3/Dutch/NijmeegsVolkMus.docx
+++ b/EXPORTS/DOCX/published/niveau3/Dutch/NijmeegsVolkMus.docx
@@ -879,7 +879,43 @@
           <w:color w:val="000000"/>
           <w:sz w:val="24"/>
         </w:rPr>
-        <w:t>etnografische collectie van de Univeris</w:t>
+        <w:t>etnografische collecti</w:t>
+      </w:r>
+      <w:r>
+        <w:rPr>
+          <w:u w:val="single" w:color="0000ff"/>
+          <w:rFonts w:ascii="Charis SIL Regular" w:hAnsi="Charis SIL Regular" w:eastAsia="Charis SIL Regular"/>
+          <w:b w:val="0"/>
+          <w:i w:val="0"/>
+          <w:color w:val="000000"/>
+          <w:sz w:val="24"/>
+        </w:rPr>
+        <w:hyperlink r:id="rId14" w:history="1">
+          <w:r>
+            <w:rPr>
+              <w:rStyle w:val="Hyperlink"/>
+            </w:rPr>
+            <w:t xml:space="preserve">e van de </w:t>
+          </w:r>
+        </w:hyperlink>
+      </w:r>
+      <w:r>
+        <w:rPr>
+          <w:u w:val="single" w:color="0000ff"/>
+          <w:rFonts w:ascii="Charis SIL Regular" w:hAnsi="Charis SIL Regular" w:eastAsia="Charis SIL Regular"/>
+          <w:b w:val="0"/>
+          <w:i w:val="0"/>
+          <w:color w:val="000000"/>
+          <w:sz w:val="24"/>
+        </w:rPr>
+        <w:hyperlink r:id="rId14" w:history="1">
+          <w:r>
+            <w:rPr>
+              <w:rStyle w:val="Hyperlink"/>
+            </w:rPr>
+            <w:t>Univeris</w:t>
+          </w:r>
+        </w:hyperlink>
       </w:r>
       <w:r>
         <w:rPr>

--- a/EXPORTS/DOCX/published/niveau3/Dutch/NijmeegsVolkMus.docx
+++ b/EXPORTS/DOCX/published/niveau3/Dutch/NijmeegsVolkMus.docx
@@ -901,21 +901,13 @@
       </w:r>
       <w:r>
         <w:rPr>
-          <w:u w:val="single" w:color="0000ff"/>
           <w:rFonts w:ascii="Charis SIL Regular" w:hAnsi="Charis SIL Regular" w:eastAsia="Charis SIL Regular"/>
           <w:b w:val="0"/>
           <w:i w:val="0"/>
           <w:color w:val="000000"/>
           <w:sz w:val="24"/>
         </w:rPr>
-        <w:hyperlink r:id="rId14" w:history="1">
-          <w:r>
-            <w:rPr>
-              <w:rStyle w:val="Hyperlink"/>
-            </w:rPr>
-            <w:t>Univeris</w:t>
-          </w:r>
-        </w:hyperlink>
+        <w:t>Univeris</w:t>
       </w:r>
       <w:r>
         <w:rPr>

--- a/EXPORTS/DOCX/published/niveau3/Dutch/NijmeegsVolkMus.docx
+++ b/EXPORTS/DOCX/published/niveau3/Dutch/NijmeegsVolkMus.docx
@@ -399,14 +399,7 @@
           <w:color w:val="000000"/>
           <w:sz w:val="24"/>
         </w:rPr>
-        <w:hyperlink r:id="rId10" w:history="1">
-          <w:r>
-            <w:rPr>
-              <w:rStyle w:val="Hyperlink"/>
-            </w:rPr>
-            <w:t>ikleen ge</w:t>
-          </w:r>
-        </w:hyperlink>
+        <w:t>ikleen ge</w:t>
       </w:r>
       <w:r>
         <w:rPr>
@@ -901,13 +894,21 @@
       </w:r>
       <w:r>
         <w:rPr>
+          <w:u w:val="single" w:color="0000ff"/>
           <w:rFonts w:ascii="Charis SIL Regular" w:hAnsi="Charis SIL Regular" w:eastAsia="Charis SIL Regular"/>
           <w:b w:val="0"/>
           <w:i w:val="0"/>
           <w:color w:val="000000"/>
           <w:sz w:val="24"/>
         </w:rPr>
-        <w:t>Univeris</w:t>
+        <w:hyperlink r:id="rId14" w:history="1">
+          <w:r>
+            <w:rPr>
+              <w:rStyle w:val="Hyperlink"/>
+            </w:rPr>
+            <w:t>Univeris</w:t>
+          </w:r>
+        </w:hyperlink>
       </w:r>
       <w:r>
         <w:rPr>

--- a/EXPORTS/DOCX/published/niveau3/Dutch/NijmeegsVolkMus.docx
+++ b/EXPORTS/DOCX/published/niveau3/Dutch/NijmeegsVolkMus.docx
@@ -879,61 +879,7 @@
           <w:color w:val="000000"/>
           <w:sz w:val="24"/>
         </w:rPr>
-        <w:t>etnografische collecti</w:t>
-      </w:r>
-      <w:r>
-        <w:rPr>
-          <w:u w:val="single" w:color="0000ff"/>
-          <w:rFonts w:ascii="Charis SIL Regular" w:hAnsi="Charis SIL Regular" w:eastAsia="Charis SIL Regular"/>
-          <w:b w:val="0"/>
-          <w:i w:val="0"/>
-          <w:color w:val="000000"/>
-          <w:sz w:val="24"/>
-        </w:rPr>
-        <w:hyperlink r:id="rId14" w:history="1">
-          <w:r>
-            <w:rPr>
-              <w:rStyle w:val="Hyperlink"/>
-            </w:rPr>
-            <w:t xml:space="preserve">e van de </w:t>
-          </w:r>
-        </w:hyperlink>
-      </w:r>
-      <w:r>
-        <w:rPr>
-          <w:u w:val="single" w:color="0000ff"/>
-          <w:rFonts w:ascii="Charis SIL Regular" w:hAnsi="Charis SIL Regular" w:eastAsia="Charis SIL Regular"/>
-          <w:b w:val="0"/>
-          <w:i w:val="0"/>
-          <w:color w:val="000000"/>
-          <w:sz w:val="24"/>
-        </w:rPr>
-        <w:hyperlink r:id="rId14" w:history="1">
-          <w:r>
-            <w:rPr>
-              <w:rStyle w:val="Hyperlink"/>
-            </w:rPr>
-            <w:t>Univeris</w:t>
-          </w:r>
-        </w:hyperlink>
-      </w:r>
-      <w:r>
-        <w:rPr>
-          <w:u w:val="single" w:color="0000ff"/>
-          <w:rFonts w:ascii="Charis SIL Regular" w:hAnsi="Charis SIL Regular" w:eastAsia="Charis SIL Regular"/>
-          <w:b w:val="0"/>
-          <w:i w:val="0"/>
-          <w:color w:val="000000"/>
-          <w:sz w:val="24"/>
-        </w:rPr>
-        <w:hyperlink r:id="rId14" w:history="1">
-          <w:r>
-            <w:rPr>
-              <w:rStyle w:val="Hyperlink"/>
-            </w:rPr>
-            <w:t xml:space="preserve">teit </w:t>
-          </w:r>
-        </w:hyperlink>
+        <w:t xml:space="preserve">etnografische collectie van de Univeristeit </w:t>
       </w:r>
       <w:r>
         <w:rPr>

--- a/EXPORTS/DOCX/published/niveau3/Dutch/NijmeegsVolkMus.docx
+++ b/EXPORTS/DOCX/published/niveau3/Dutch/NijmeegsVolkMus.docx
@@ -879,7 +879,61 @@
           <w:color w:val="000000"/>
           <w:sz w:val="24"/>
         </w:rPr>
-        <w:t xml:space="preserve">etnografische collectie van de Univeristeit </w:t>
+        <w:t>etnografische collecti</w:t>
+      </w:r>
+      <w:r>
+        <w:rPr>
+          <w:u w:val="single" w:color="0000ff"/>
+          <w:rFonts w:ascii="Charis SIL Regular" w:hAnsi="Charis SIL Regular" w:eastAsia="Charis SIL Regular"/>
+          <w:b w:val="0"/>
+          <w:i w:val="0"/>
+          <w:color w:val="000000"/>
+          <w:sz w:val="24"/>
+        </w:rPr>
+        <w:hyperlink r:id="rId14" w:history="1">
+          <w:r>
+            <w:rPr>
+              <w:rStyle w:val="Hyperlink"/>
+            </w:rPr>
+            <w:t xml:space="preserve">e van de </w:t>
+          </w:r>
+        </w:hyperlink>
+      </w:r>
+      <w:r>
+        <w:rPr>
+          <w:u w:val="single" w:color="0000ff"/>
+          <w:rFonts w:ascii="Charis SIL Regular" w:hAnsi="Charis SIL Regular" w:eastAsia="Charis SIL Regular"/>
+          <w:b w:val="0"/>
+          <w:i w:val="0"/>
+          <w:color w:val="000000"/>
+          <w:sz w:val="24"/>
+        </w:rPr>
+        <w:hyperlink r:id="rId14" w:history="1">
+          <w:r>
+            <w:rPr>
+              <w:rStyle w:val="Hyperlink"/>
+            </w:rPr>
+            <w:t>Univeris</w:t>
+          </w:r>
+        </w:hyperlink>
+      </w:r>
+      <w:r>
+        <w:rPr>
+          <w:u w:val="single" w:color="0000ff"/>
+          <w:rFonts w:ascii="Charis SIL Regular" w:hAnsi="Charis SIL Regular" w:eastAsia="Charis SIL Regular"/>
+          <w:b w:val="0"/>
+          <w:i w:val="0"/>
+          <w:color w:val="000000"/>
+          <w:sz w:val="24"/>
+        </w:rPr>
+        <w:hyperlink r:id="rId14" w:history="1">
+          <w:r>
+            <w:rPr>
+              <w:rStyle w:val="Hyperlink"/>
+            </w:rPr>
+            <w:t xml:space="preserve">teit </w:t>
+          </w:r>
+        </w:hyperlink>
       </w:r>
       <w:r>
         <w:rPr>

--- a/EXPORTS/DOCX/published/niveau3/Dutch/NijmeegsVolkMus.docx
+++ b/EXPORTS/DOCX/published/niveau3/Dutch/NijmeegsVolkMus.docx
@@ -399,14 +399,7 @@
           <w:color w:val="000000"/>
           <w:sz w:val="24"/>
         </w:rPr>
-        <w:hyperlink r:id="rId10" w:history="1">
-          <w:r>
-            <w:rPr>
-              <w:rStyle w:val="Hyperlink"/>
-            </w:rPr>
-            <w:t>ikleen ge</w:t>
-          </w:r>
-        </w:hyperlink>
+        <w:t>ikleen ge</w:t>
       </w:r>
       <w:r>
         <w:rPr>
@@ -879,7 +872,43 @@
           <w:color w:val="000000"/>
           <w:sz w:val="24"/>
         </w:rPr>
-        <w:t>etnografische collectie van de Univeris</w:t>
+        <w:t>etnografische collecti</w:t>
+      </w:r>
+      <w:r>
+        <w:rPr>
+          <w:u w:val="single" w:color="0000ff"/>
+          <w:rFonts w:ascii="Charis SIL Regular" w:hAnsi="Charis SIL Regular" w:eastAsia="Charis SIL Regular"/>
+          <w:b w:val="0"/>
+          <w:i w:val="0"/>
+          <w:color w:val="000000"/>
+          <w:sz w:val="24"/>
+        </w:rPr>
+        <w:hyperlink r:id="rId14" w:history="1">
+          <w:r>
+            <w:rPr>
+              <w:rStyle w:val="Hyperlink"/>
+            </w:rPr>
+            <w:t xml:space="preserve">e van de </w:t>
+          </w:r>
+        </w:hyperlink>
+      </w:r>
+      <w:r>
+        <w:rPr>
+          <w:u w:val="single" w:color="0000ff"/>
+          <w:rFonts w:ascii="Charis SIL Regular" w:hAnsi="Charis SIL Regular" w:eastAsia="Charis SIL Regular"/>
+          <w:b w:val="0"/>
+          <w:i w:val="0"/>
+          <w:color w:val="000000"/>
+          <w:sz w:val="24"/>
+        </w:rPr>
+        <w:hyperlink r:id="rId14" w:history="1">
+          <w:r>
+            <w:rPr>
+              <w:rStyle w:val="Hyperlink"/>
+            </w:rPr>
+            <w:t>Univeris</w:t>
+          </w:r>
+        </w:hyperlink>
       </w:r>
       <w:r>
         <w:rPr>

--- a/EXPORTS/DOCX/published/niveau3/Dutch/NijmeegsVolkMus.docx
+++ b/EXPORTS/DOCX/published/niveau3/Dutch/NijmeegsVolkMus.docx
@@ -890,50 +890,7 @@
           <w:color w:val="000000"/>
           <w:sz w:val="24"/>
         </w:rPr>
-        <w:hyperlink r:id="rId14" w:history="1">
-          <w:r>
-            <w:rPr>
-              <w:rStyle w:val="Hyperlink"/>
-            </w:rPr>
-            <w:t xml:space="preserve">e van de </w:t>
-          </w:r>
-        </w:hyperlink>
-      </w:r>
-      <w:r>
-        <w:rPr>
-          <w:u w:val="single" w:color="0000ff"/>
-          <w:rFonts w:ascii="Charis SIL Regular" w:hAnsi="Charis SIL Regular" w:eastAsia="Charis SIL Regular"/>
-          <w:b w:val="0"/>
-          <w:i w:val="0"/>
-          <w:color w:val="000000"/>
-          <w:sz w:val="24"/>
-        </w:rPr>
-        <w:hyperlink r:id="rId14" w:history="1">
-          <w:r>
-            <w:rPr>
-              <w:rStyle w:val="Hyperlink"/>
-            </w:rPr>
-            <w:t>Univeris</w:t>
-          </w:r>
-        </w:hyperlink>
-      </w:r>
-      <w:r>
-        <w:rPr>
-          <w:u w:val="single" w:color="0000ff"/>
-          <w:rFonts w:ascii="Charis SIL Regular" w:hAnsi="Charis SIL Regular" w:eastAsia="Charis SIL Regular"/>
-          <w:b w:val="0"/>
-          <w:i w:val="0"/>
-          <w:color w:val="000000"/>
-          <w:sz w:val="24"/>
-        </w:rPr>
-        <w:hyperlink r:id="rId14" w:history="1">
-          <w:r>
-            <w:rPr>
-              <w:rStyle w:val="Hyperlink"/>
-            </w:rPr>
-            <w:t xml:space="preserve">teit </w:t>
-          </w:r>
-        </w:hyperlink>
+        <w:t xml:space="preserve">e van de Univeristeit </w:t>
       </w:r>
       <w:r>
         <w:rPr>

--- a/EXPORTS/DOCX/published/niveau3/Dutch/NijmeegsVolkMus.docx
+++ b/EXPORTS/DOCX/published/niveau3/Dutch/NijmeegsVolkMus.docx
@@ -890,7 +890,50 @@
           <w:color w:val="000000"/>
           <w:sz w:val="24"/>
         </w:rPr>
-        <w:t xml:space="preserve">e van de Univeristeit </w:t>
+        <w:hyperlink r:id="rId14" w:history="1">
+          <w:r>
+            <w:rPr>
+              <w:rStyle w:val="Hyperlink"/>
+            </w:rPr>
+            <w:t xml:space="preserve">e van de </w:t>
+          </w:r>
+        </w:hyperlink>
+      </w:r>
+      <w:r>
+        <w:rPr>
+          <w:u w:val="single" w:color="0000ff"/>
+          <w:rFonts w:ascii="Charis SIL Regular" w:hAnsi="Charis SIL Regular" w:eastAsia="Charis SIL Regular"/>
+          <w:b w:val="0"/>
+          <w:i w:val="0"/>
+          <w:color w:val="000000"/>
+          <w:sz w:val="24"/>
+        </w:rPr>
+        <w:hyperlink r:id="rId14" w:history="1">
+          <w:r>
+            <w:rPr>
+              <w:rStyle w:val="Hyperlink"/>
+            </w:rPr>
+            <w:t>Univeris</w:t>
+          </w:r>
+        </w:hyperlink>
+      </w:r>
+      <w:r>
+        <w:rPr>
+          <w:u w:val="single" w:color="0000ff"/>
+          <w:rFonts w:ascii="Charis SIL Regular" w:hAnsi="Charis SIL Regular" w:eastAsia="Charis SIL Regular"/>
+          <w:b w:val="0"/>
+          <w:i w:val="0"/>
+          <w:color w:val="000000"/>
+          <w:sz w:val="24"/>
+        </w:rPr>
+        <w:hyperlink r:id="rId14" w:history="1">
+          <w:r>
+            <w:rPr>
+              <w:rStyle w:val="Hyperlink"/>
+            </w:rPr>
+            <w:t xml:space="preserve">teit </w:t>
+          </w:r>
+        </w:hyperlink>
       </w:r>
       <w:r>
         <w:rPr>

--- a/EXPORTS/DOCX/published/niveau3/Dutch/NijmeegsVolkMus.docx
+++ b/EXPORTS/DOCX/published/niveau3/Dutch/NijmeegsVolkMus.docx
@@ -908,14 +908,7 @@
           <w:color w:val="000000"/>
           <w:sz w:val="24"/>
         </w:rPr>
-        <w:hyperlink r:id="rId14" w:history="1">
-          <w:r>
-            <w:rPr>
-              <w:rStyle w:val="Hyperlink"/>
-            </w:rPr>
-            <w:t>Univeris</w:t>
-          </w:r>
-        </w:hyperlink>
+        <w:t>Univeris</w:t>
       </w:r>
       <w:r>
         <w:rPr>

--- a/EXPORTS/DOCX/published/niveau3/Dutch/NijmeegsVolkMus.docx
+++ b/EXPORTS/DOCX/published/niveau3/Dutch/NijmeegsVolkMus.docx
@@ -908,7 +908,14 @@
           <w:color w:val="000000"/>
           <w:sz w:val="24"/>
         </w:rPr>
-        <w:t>Univeris</w:t>
+        <w:hyperlink r:id="rId14" w:history="1">
+          <w:r>
+            <w:rPr>
+              <w:rStyle w:val="Hyperlink"/>
+            </w:rPr>
+            <w:t>Univeris</w:t>
+          </w:r>
+        </w:hyperlink>
       </w:r>
       <w:r>
         <w:rPr>

--- a/EXPORTS/DOCX/published/niveau3/Dutch/NijmeegsVolkMus.docx
+++ b/EXPORTS/DOCX/published/niveau3/Dutch/NijmeegsVolkMus.docx
@@ -1353,7 +1353,7 @@
         <w:autoSpaceDN w:val="0"/>
         <w:autoSpaceDE w:val="0"/>
         <w:widowControl/>
-        <w:spacing w:line="540" w:lineRule="exact" w:before="478" w:after="0"/>
+        <w:spacing w:line="540" w:lineRule="exact" w:before="458" w:after="0"/>
         <w:ind w:left="0" w:right="0" w:firstLine="0"/>
         <w:jc w:val="left"/>
       </w:pPr>

--- a/EXPORTS/DOCX/published/niveau3/Dutch/NijmeegsVolkMus.docx
+++ b/EXPORTS/DOCX/published/niveau3/Dutch/NijmeegsVolkMus.docx
@@ -879,7 +879,7 @@
           <w:color w:val="000000"/>
           <w:sz w:val="24"/>
         </w:rPr>
-        <w:t>etnografische collecti</w:t>
+        <w:t>etnografische collectie van de Univeris</w:t>
       </w:r>
       <w:r>
         <w:rPr>
@@ -890,7 +890,14 @@
           <w:color w:val="000000"/>
           <w:sz w:val="24"/>
         </w:rPr>
-        <w:t xml:space="preserve">e van de Univeristeit </w:t>
+        <w:hyperlink r:id="rId14" w:history="1">
+          <w:r>
+            <w:rPr>
+              <w:rStyle w:val="Hyperlink"/>
+            </w:rPr>
+            <w:t xml:space="preserve">teit </w:t>
+          </w:r>
+        </w:hyperlink>
       </w:r>
       <w:r>
         <w:rPr>
